--- a/VKR/ТЗ на Диплом ИТМО.docx
+++ b/VKR/ТЗ на Диплом ИТМО.docx
@@ -1,14 +1,18 @@
 
 <file path=word/document.xml><?xml version="1.0" encoding="utf-8"?>
-<w:document xmlns:wpc="http://schemas.microsoft.com/office/word/2010/wordprocessingCanvas" xmlns:cx="http://schemas.microsoft.com/office/drawing/2014/chartex" xmlns:mc="http://schemas.openxmlformats.org/markup-compatibility/2006" xmlns:o="urn:schemas-microsoft-com:office:office" xmlns:r="http://schemas.openxmlformats.org/officeDocument/2006/relationships" xmlns:m="http://schemas.openxmlformats.org/officeDocument/2006/math" xmlns:v="urn:schemas-microsoft-com:vml" xmlns:wp14="http://schemas.microsoft.com/office/word/2010/wordprocessingDrawing" xmlns:wp="http://schemas.openxmlformats.org/drawingml/2006/wordprocessingDrawing" xmlns:w10="urn:schemas-microsoft-com:office:word" xmlns:w="http://schemas.openxmlformats.org/wordprocessingml/2006/main" xmlns:w14="http://schemas.microsoft.com/office/word/2010/wordml" xmlns:w15="http://schemas.microsoft.com/office/word/2012/wordml" xmlns:w16se="http://schemas.microsoft.com/office/word/2015/wordml/symex" xmlns:wpg="http://schemas.microsoft.com/office/word/2010/wordprocessingGroup" xmlns:wpi="http://schemas.microsoft.com/office/word/2010/wordprocessingInk" xmlns:wne="http://schemas.microsoft.com/office/word/2006/wordml" xmlns:wps="http://schemas.microsoft.com/office/word/2010/wordprocessingShape" mc:Ignorable="w14 w15 w16se wp14">
+<w:document xmlns:wpc="http://schemas.microsoft.com/office/word/2010/wordprocessingCanvas" xmlns:cx="http://schemas.microsoft.com/office/drawing/2014/chartex" xmlns:cx1="http://schemas.microsoft.com/office/drawing/2015/9/8/chartex" xmlns:cx2="http://schemas.microsoft.com/office/drawing/2015/10/21/chartex" xmlns:cx3="http://schemas.microsoft.com/office/drawing/2016/5/9/chartex" xmlns:cx4="http://schemas.microsoft.com/office/drawing/2016/5/10/chartex" xmlns:cx5="http://schemas.microsoft.com/office/drawing/2016/5/11/chartex" xmlns:cx6="http://schemas.microsoft.com/office/drawing/2016/5/12/chartex" xmlns:cx7="http://schemas.microsoft.com/office/drawing/2016/5/13/chartex" xmlns:cx8="http://schemas.microsoft.com/office/drawing/2016/5/14/chartex" xmlns:mc="http://schemas.openxmlformats.org/markup-compatibility/2006" xmlns:aink="http://schemas.microsoft.com/office/drawing/2016/ink" xmlns:am3d="http://schemas.microsoft.com/office/drawing/2017/model3d" xmlns:o="urn:schemas-microsoft-com:office:office" xmlns:oel="http://schemas.microsoft.com/office/2019/extlst" xmlns:r="http://schemas.openxmlformats.org/officeDocument/2006/relationships" xmlns:m="http://schemas.openxmlformats.org/officeDocument/2006/math" xmlns:v="urn:schemas-microsoft-com:vml" xmlns:wp14="http://schemas.microsoft.com/office/word/2010/wordprocessingDrawing" xmlns:wp="http://schemas.openxmlformats.org/drawingml/2006/wordprocessingDrawing" xmlns:w10="urn:schemas-microsoft-com:office:word" xmlns:w="http://schemas.openxmlformats.org/wordprocessingml/2006/main" xmlns:w14="http://schemas.microsoft.com/office/word/2010/wordml" xmlns:w15="http://schemas.microsoft.com/office/word/2012/wordml" xmlns:w16cex="http://schemas.microsoft.com/office/word/2018/wordml/cex" xmlns:w16cid="http://schemas.microsoft.com/office/word/2016/wordml/cid" xmlns:w16="http://schemas.microsoft.com/office/word/2018/wordml" xmlns:w16du="http://schemas.microsoft.com/office/word/2023/wordml/word16du" xmlns:w16sdtdh="http://schemas.microsoft.com/office/word/2020/wordml/sdtdatahash" xmlns:w16sdtfl="http://schemas.microsoft.com/office/word/2024/wordml/sdtformatlock" xmlns:w16se="http://schemas.microsoft.com/office/word/2015/wordml/symex" xmlns:wpg="http://schemas.microsoft.com/office/word/2010/wordprocessingGroup" xmlns:wpi="http://schemas.microsoft.com/office/word/2010/wordprocessingInk" xmlns:wne="http://schemas.microsoft.com/office/word/2006/wordml" xmlns:wps="http://schemas.microsoft.com/office/word/2010/wordprocessingShape" mc:Ignorable="w14 w15 w16se w16cid w16 w16cex w16sdtdh w16sdtfl w16du wp14">
   <w:body>
     <w:p>
       <w:pPr>
         <w:pStyle w:val="1"/>
-      </w:pPr>
-      <w:bookmarkStart w:id="0" w:name="_GoBack"/>
-      <w:bookmarkEnd w:id="0"/>
-      <w:r>
+        <w:rPr>
+          <w:rFonts w:cs="Times New Roman"/>
+        </w:rPr>
+      </w:pPr>
+      <w:r>
+        <w:rPr>
+          <w:rFonts w:cs="Times New Roman"/>
+        </w:rPr>
         <w:t xml:space="preserve">Техническое задание </w:t>
       </w:r>
     </w:p>
@@ -19,10 +23,23 @@
           <w:ilvl w:val="0"/>
           <w:numId w:val="8"/>
         </w:numPr>
-        <w:ind w:left="0" w:firstLine="142"/>
-      </w:pPr>
-      <w:r>
-        <w:t>Исследование предметной области и аналогов для распознавания болезней растений;</w:t>
+        <w:rPr>
+          <w:rFonts w:cs="Times New Roman"/>
+        </w:rPr>
+      </w:pPr>
+      <w:proofErr w:type="spellStart"/>
+      <w:r>
+        <w:rPr>
+          <w:rFonts w:cs="Times New Roman"/>
+        </w:rPr>
+        <w:t>Исследование</w:t>
+      </w:r>
+      <w:proofErr w:type="spellEnd"/>
+      <w:r>
+        <w:rPr>
+          <w:rFonts w:cs="Times New Roman"/>
+        </w:rPr>
+        <w:t xml:space="preserve"> предметной области и существующих методов анализа транспортных потоков на перекрёстках с использованием технологий компьютерного зрения;</w:t>
       </w:r>
     </w:p>
     <w:p>
@@ -32,10 +49,23 @@
           <w:ilvl w:val="0"/>
           <w:numId w:val="8"/>
         </w:numPr>
-        <w:ind w:left="0" w:firstLine="142"/>
-      </w:pPr>
-      <w:r>
-        <w:t>Сбор и обработка данных для обучения и тестирования модели распознавания болезней растений;</w:t>
+        <w:rPr>
+          <w:rFonts w:cs="Times New Roman"/>
+        </w:rPr>
+      </w:pPr>
+      <w:proofErr w:type="spellStart"/>
+      <w:r>
+        <w:rPr>
+          <w:rFonts w:cs="Times New Roman"/>
+        </w:rPr>
+        <w:t>Анализ</w:t>
+      </w:r>
+      <w:proofErr w:type="spellEnd"/>
+      <w:r>
+        <w:rPr>
+          <w:rFonts w:cs="Times New Roman"/>
+        </w:rPr>
+        <w:t xml:space="preserve"> и выбор алгоритмов детекции и отслеживания транспортных средств (например, YOLO, SSD, Faster R-CNN), применимых для многопоточного движения;</w:t>
       </w:r>
     </w:p>
     <w:p>
@@ -45,26 +75,23 @@
           <w:ilvl w:val="0"/>
           <w:numId w:val="8"/>
         </w:numPr>
-        <w:ind w:left="0" w:firstLine="142"/>
-      </w:pPr>
-      <w:r>
-        <w:t xml:space="preserve">Исследование, обзорный анализ, разработка и обучение модели классификации поражений растений с использованием языка программирования </w:t>
-      </w:r>
+        <w:rPr>
+          <w:rFonts w:cs="Times New Roman"/>
+        </w:rPr>
+      </w:pPr>
       <w:proofErr w:type="spellStart"/>
       <w:r>
-        <w:t>Python</w:t>
+        <w:rPr>
+          <w:rFonts w:cs="Times New Roman"/>
+        </w:rPr>
+        <w:t>Сбор</w:t>
       </w:r>
       <w:proofErr w:type="spellEnd"/>
       <w:r>
-        <w:t xml:space="preserve"> и библиотеки </w:t>
-      </w:r>
-      <w:proofErr w:type="spellStart"/>
-      <w:r>
-        <w:t>TensorFlow</w:t>
-      </w:r>
-      <w:proofErr w:type="spellEnd"/>
-      <w:r>
-        <w:t>;</w:t>
+        <w:rPr>
+          <w:rFonts w:cs="Times New Roman"/>
+        </w:rPr>
+        <w:t>, разметка и предварительная обработка видеоданных с перекрёстков для обучения и тестирования моделей;</w:t>
       </w:r>
     </w:p>
     <w:p>
@@ -74,10 +101,23 @@
           <w:ilvl w:val="0"/>
           <w:numId w:val="8"/>
         </w:numPr>
-        <w:ind w:left="0" w:firstLine="142"/>
-      </w:pPr>
-      <w:r>
-        <w:t>Тестирование модели на новых данных для оценки ее точности и готовности к интеграции в мобильное приложение;</w:t>
+        <w:rPr>
+          <w:rFonts w:cs="Times New Roman"/>
+        </w:rPr>
+      </w:pPr>
+      <w:proofErr w:type="spellStart"/>
+      <w:r>
+        <w:rPr>
+          <w:rFonts w:cs="Times New Roman"/>
+        </w:rPr>
+        <w:t>Разработка</w:t>
+      </w:r>
+      <w:proofErr w:type="spellEnd"/>
+      <w:r>
+        <w:rPr>
+          <w:rFonts w:cs="Times New Roman"/>
+        </w:rPr>
+        <w:t xml:space="preserve"> и обучение модели детекции и отслеживания транспортных средств с использованием языка программирования Python и библиотек компьютерного зрения (OpenCV, PyTorch/TensorFlow);</w:t>
       </w:r>
     </w:p>
     <w:p>
@@ -87,18 +127,23 @@
           <w:ilvl w:val="0"/>
           <w:numId w:val="8"/>
         </w:numPr>
-        <w:ind w:left="0" w:firstLine="142"/>
-      </w:pPr>
-      <w:r>
-        <w:t xml:space="preserve">Проектирование мобильного приложения и структуры базы данных </w:t>
-      </w:r>
+        <w:rPr>
+          <w:rFonts w:cs="Times New Roman"/>
+        </w:rPr>
+      </w:pPr>
       <w:proofErr w:type="spellStart"/>
       <w:r>
-        <w:t>Hive</w:t>
+        <w:rPr>
+          <w:rFonts w:cs="Times New Roman"/>
+        </w:rPr>
+        <w:t>Разработка</w:t>
       </w:r>
       <w:proofErr w:type="spellEnd"/>
       <w:r>
-        <w:t xml:space="preserve"> для хранения информации о поражениях растений и рекомендаций по уходу за растением;</w:t>
+        <w:rPr>
+          <w:rFonts w:cs="Times New Roman"/>
+        </w:rPr>
+        <w:t xml:space="preserve"> алгоритма подсчёта транспортного потока по направлениям движения (по полосам и направлениям: прямо, налево, направо);</w:t>
       </w:r>
     </w:p>
     <w:p>
@@ -108,34 +153,23 @@
           <w:ilvl w:val="0"/>
           <w:numId w:val="8"/>
         </w:numPr>
-        <w:ind w:left="0" w:firstLine="142"/>
-      </w:pPr>
-      <w:r>
-        <w:t xml:space="preserve">Разработка мобильного приложения на языке </w:t>
-      </w:r>
+        <w:rPr>
+          <w:rFonts w:cs="Times New Roman"/>
+        </w:rPr>
+      </w:pPr>
       <w:proofErr w:type="spellStart"/>
       <w:r>
-        <w:t>Dart</w:t>
+        <w:rPr>
+          <w:rFonts w:cs="Times New Roman"/>
+        </w:rPr>
+        <w:t>Проектирование</w:t>
       </w:r>
       <w:proofErr w:type="spellEnd"/>
       <w:r>
-        <w:t xml:space="preserve"> с использованием </w:t>
-      </w:r>
-      <w:proofErr w:type="spellStart"/>
-      <w:r>
-        <w:t>фреймворка</w:t>
-      </w:r>
-      <w:proofErr w:type="spellEnd"/>
-      <w:r>
-        <w:t xml:space="preserve"> </w:t>
-      </w:r>
-      <w:proofErr w:type="spellStart"/>
-      <w:r>
-        <w:t>Flutter</w:t>
-      </w:r>
-      <w:proofErr w:type="spellEnd"/>
-      <w:r>
-        <w:t>, позволяющего пользователю сфотографировать или загрузить снимок пораженного растения и получить рекомендации по уходу за растением;</w:t>
+        <w:rPr>
+          <w:rFonts w:cs="Times New Roman"/>
+        </w:rPr>
+        <w:t xml:space="preserve"> структуры системы для обработки видеопотока в реальном времени и хранения статистических данных о транспортных потоках;</w:t>
       </w:r>
     </w:p>
     <w:p>
@@ -145,10 +179,23 @@
           <w:ilvl w:val="0"/>
           <w:numId w:val="8"/>
         </w:numPr>
-        <w:ind w:left="0" w:firstLine="142"/>
-      </w:pPr>
-      <w:r>
-        <w:t>Тестирование мобильного приложения и исправление возможных ошибок;</w:t>
+        <w:rPr>
+          <w:rFonts w:cs="Times New Roman"/>
+        </w:rPr>
+      </w:pPr>
+      <w:proofErr w:type="spellStart"/>
+      <w:r>
+        <w:rPr>
+          <w:rFonts w:cs="Times New Roman"/>
+        </w:rPr>
+        <w:t>Тестирование</w:t>
+      </w:r>
+      <w:proofErr w:type="spellEnd"/>
+      <w:r>
+        <w:rPr>
+          <w:rFonts w:cs="Times New Roman"/>
+        </w:rPr>
+        <w:t xml:space="preserve"> разработанной системы на видеоданных для оценки точности детекции, отслеживания и подсчёта транспортных средств;</w:t>
       </w:r>
     </w:p>
     <w:p>
@@ -158,10 +205,23 @@
           <w:ilvl w:val="0"/>
           <w:numId w:val="8"/>
         </w:numPr>
-        <w:ind w:left="0" w:firstLine="142"/>
-      </w:pPr>
-      <w:r>
-        <w:t>Описание результатов экспериментальных исследований, включая точность распознавания поражений растений и время ответа приложения;</w:t>
+        <w:rPr>
+          <w:rFonts w:cs="Times New Roman"/>
+        </w:rPr>
+      </w:pPr>
+      <w:proofErr w:type="spellStart"/>
+      <w:r>
+        <w:rPr>
+          <w:rFonts w:cs="Times New Roman"/>
+        </w:rPr>
+        <w:t>Анализ</w:t>
+      </w:r>
+      <w:proofErr w:type="spellEnd"/>
+      <w:r>
+        <w:rPr>
+          <w:rFonts w:cs="Times New Roman"/>
+        </w:rPr>
+        <w:t xml:space="preserve"> результатов экспериментов, включая точность определения транспортного потока, стабильность работы системы и снижение задержек на перекрёстке;</w:t>
       </w:r>
     </w:p>
     <w:p>
@@ -171,13 +231,25 @@
           <w:ilvl w:val="0"/>
           <w:numId w:val="8"/>
         </w:numPr>
-        <w:ind w:left="0" w:firstLine="142"/>
-      </w:pPr>
-      <w:r>
-        <w:t>Публикация приложения в открытых репозиториях.</w:t>
-      </w:r>
-    </w:p>
-    <w:p/>
+        <w:rPr>
+          <w:rFonts w:cs="Times New Roman"/>
+        </w:rPr>
+      </w:pPr>
+      <w:proofErr w:type="spellStart"/>
+      <w:r>
+        <w:rPr>
+          <w:rFonts w:cs="Times New Roman"/>
+        </w:rPr>
+        <w:t>Подготовка</w:t>
+      </w:r>
+      <w:proofErr w:type="spellEnd"/>
+      <w:r>
+        <w:rPr>
+          <w:rFonts w:cs="Times New Roman"/>
+        </w:rPr>
+        <w:t xml:space="preserve"> программной реализации и документации, публикация исходного кода в открытых репозиториях.</w:t>
+      </w:r>
+    </w:p>
     <w:p>
       <w:r>
         <w:rPr>
@@ -187,7 +259,21 @@
         <w:t>Цель</w:t>
       </w:r>
       <w:r>
-        <w:t xml:space="preserve">: снизить время на диагностику поражений определенных видов сельскохозяйственных культур. </w:t>
+        <w:t xml:space="preserve">: </w:t>
+      </w:r>
+      <w:proofErr w:type="spellStart"/>
+      <w:r>
+        <w:rPr>
+          <w:rFonts w:cs="Times New Roman"/>
+        </w:rPr>
+        <w:t>Автоматизация</w:t>
+      </w:r>
+      <w:proofErr w:type="spellEnd"/>
+      <w:r>
+        <w:rPr>
+          <w:rFonts w:cs="Times New Roman"/>
+        </w:rPr>
+        <w:t xml:space="preserve"> детекции транспортных потоков в перекрестке на основе компьютерного зрения</w:t>
       </w:r>
     </w:p>
     <w:p>
@@ -203,100 +289,173 @@
       </w:r>
     </w:p>
     <w:p>
-      <w:r>
-        <w:t>Произвести обзор предметной области и анализ аналогов;</w:t>
-      </w:r>
-    </w:p>
-    <w:p>
-      <w:r>
-        <w:t>Собрать и нормализовать данные для дальнейшего обучения и тестирования модели;</w:t>
-      </w:r>
-    </w:p>
-    <w:p>
-      <w:r>
-        <w:t xml:space="preserve">Выбрать, произвести обзор, реализовать (при помощи языка программирования </w:t>
-      </w:r>
+      <w:pPr>
+        <w:rPr>
+          <w:rFonts w:cs="Times New Roman"/>
+        </w:rPr>
+      </w:pPr>
       <w:proofErr w:type="spellStart"/>
       <w:r>
-        <w:t>Python</w:t>
+        <w:rPr>
+          <w:rFonts w:cs="Times New Roman"/>
+        </w:rPr>
+        <w:t>Провести</w:t>
       </w:r>
       <w:proofErr w:type="spellEnd"/>
       <w:r>
-        <w:t xml:space="preserve"> и библиотеки </w:t>
-      </w:r>
+        <w:rPr>
+          <w:rFonts w:cs="Times New Roman"/>
+        </w:rPr>
+        <w:t xml:space="preserve"> анализ предметной области и существующих решений в области мониторинга транспортных потоков;</w:t>
+      </w:r>
+    </w:p>
+    <w:p>
+      <w:pPr>
+        <w:rPr>
+          <w:rFonts w:cs="Times New Roman"/>
+        </w:rPr>
+      </w:pPr>
       <w:proofErr w:type="spellStart"/>
       <w:r>
-        <w:t>TensorFlow</w:t>
+        <w:rPr>
+          <w:rFonts w:cs="Times New Roman"/>
+        </w:rPr>
+        <w:t>Собрать</w:t>
       </w:r>
       <w:proofErr w:type="spellEnd"/>
       <w:r>
-        <w:t>) и обучить модель классификации поражений культурных растений;</w:t>
-      </w:r>
-    </w:p>
-    <w:p>
-      <w:r>
-        <w:t>Протестировать обученную модель для проверки готовности ее к внедрению в мобильное приложение и внести коррективы с учетом полученных результатов;</w:t>
-      </w:r>
-    </w:p>
-    <w:p>
-      <w:r>
-        <w:t xml:space="preserve">Спроектировать мобильное приложение и структуру БД </w:t>
-      </w:r>
+        <w:rPr>
+          <w:rFonts w:cs="Times New Roman"/>
+        </w:rPr>
+        <w:t xml:space="preserve"> и подготовить видеоданные для обучения и тестирования моделей;</w:t>
+      </w:r>
+    </w:p>
+    <w:p>
+      <w:pPr>
+        <w:rPr>
+          <w:rFonts w:cs="Times New Roman"/>
+        </w:rPr>
+      </w:pPr>
       <w:proofErr w:type="spellStart"/>
       <w:r>
-        <w:t>Hive</w:t>
+        <w:rPr>
+          <w:rFonts w:cs="Times New Roman"/>
+        </w:rPr>
+        <w:t>Выбрать</w:t>
       </w:r>
       <w:proofErr w:type="spellEnd"/>
       <w:r>
-        <w:t xml:space="preserve"> для предоставления рекомендаций по уходу за пораженными растениями;</w:t>
-      </w:r>
-    </w:p>
-    <w:p>
-      <w:r>
-        <w:t xml:space="preserve">Реализовать мобильное приложение (при помощи языка программирования </w:t>
-      </w:r>
+        <w:rPr>
+          <w:rFonts w:cs="Times New Roman"/>
+        </w:rPr>
+        <w:t xml:space="preserve"> и реализовать алгоритмы детекции и отслеживания транспортных средств;</w:t>
+      </w:r>
+    </w:p>
+    <w:p>
+      <w:pPr>
+        <w:rPr>
+          <w:rFonts w:cs="Times New Roman"/>
+        </w:rPr>
+      </w:pPr>
       <w:proofErr w:type="spellStart"/>
       <w:r>
-        <w:t>Dart</w:t>
+        <w:rPr>
+          <w:rFonts w:cs="Times New Roman"/>
+        </w:rPr>
+        <w:t>Разработать</w:t>
       </w:r>
       <w:proofErr w:type="spellEnd"/>
       <w:r>
-        <w:t xml:space="preserve"> и </w:t>
-      </w:r>
+        <w:rPr>
+          <w:rFonts w:cs="Times New Roman"/>
+        </w:rPr>
+        <w:t xml:space="preserve"> алгоритм подсчёта транспортного потока по направлениям движения;</w:t>
+      </w:r>
+    </w:p>
+    <w:p>
+      <w:pPr>
+        <w:rPr>
+          <w:rFonts w:cs="Times New Roman"/>
+        </w:rPr>
+      </w:pPr>
       <w:proofErr w:type="spellStart"/>
       <w:r>
-        <w:t>фреймворка</w:t>
+        <w:rPr>
+          <w:rFonts w:cs="Times New Roman"/>
+        </w:rPr>
+        <w:t>Реализовать</w:t>
       </w:r>
       <w:proofErr w:type="spellEnd"/>
       <w:r>
-        <w:t xml:space="preserve"> </w:t>
-      </w:r>
+        <w:rPr>
+          <w:rFonts w:cs="Times New Roman"/>
+        </w:rPr>
+        <w:t xml:space="preserve"> программную систему с использованием Python и библиотек компьютерного зрения;</w:t>
+      </w:r>
+    </w:p>
+    <w:p>
+      <w:pPr>
+        <w:rPr>
+          <w:rFonts w:cs="Times New Roman"/>
+        </w:rPr>
+      </w:pPr>
       <w:proofErr w:type="spellStart"/>
       <w:r>
-        <w:t>Flutter</w:t>
+        <w:rPr>
+          <w:rFonts w:cs="Times New Roman"/>
+        </w:rPr>
+        <w:t>Провести</w:t>
       </w:r>
       <w:proofErr w:type="spellEnd"/>
       <w:r>
-        <w:t>), позволяющего пользователю сфотографировать или загрузить снимок пораженного растения и получить рекомендации по уходу за растением;</w:t>
-      </w:r>
-    </w:p>
-    <w:p>
-      <w:r>
-        <w:lastRenderedPageBreak/>
-        <w:t>Протестировать программный продукт и внести коррективы с учетом полученных результатов;</w:t>
-      </w:r>
-    </w:p>
-    <w:p>
-      <w:r>
-        <w:t>Описать результаты экспериментальных исследований;</w:t>
-      </w:r>
-    </w:p>
-    <w:p>
-      <w:r>
-        <w:t>Опубликовать программный продукт в открытых репозиториях.</w:t>
-      </w:r>
-    </w:p>
-    <w:p/>
+        <w:rPr>
+          <w:rFonts w:cs="Times New Roman"/>
+        </w:rPr>
+        <w:t xml:space="preserve"> тестирование системы и оценку её эффективности;</w:t>
+      </w:r>
+    </w:p>
+    <w:p>
+      <w:pPr>
+        <w:rPr>
+          <w:rFonts w:cs="Times New Roman"/>
+        </w:rPr>
+      </w:pPr>
+      <w:proofErr w:type="spellStart"/>
+      <w:r>
+        <w:rPr>
+          <w:rFonts w:cs="Times New Roman"/>
+        </w:rPr>
+        <w:t>Проанализировать</w:t>
+      </w:r>
+      <w:proofErr w:type="spellEnd"/>
+      <w:r>
+        <w:rPr>
+          <w:rFonts w:cs="Times New Roman"/>
+        </w:rPr>
+        <w:t xml:space="preserve"> результаты экспериментальных исследований;</w:t>
+      </w:r>
+    </w:p>
+    <w:p>
+      <w:pPr>
+        <w:rPr>
+          <w:rFonts w:cs="Times New Roman"/>
+        </w:rPr>
+      </w:pPr>
+      <w:proofErr w:type="spellStart"/>
+      <w:r>
+        <w:rPr>
+          <w:rFonts w:cs="Times New Roman"/>
+        </w:rPr>
+        <w:t>Подготовить</w:t>
+      </w:r>
+      <w:proofErr w:type="spellEnd"/>
+      <w:r>
+        <w:rPr>
+          <w:rFonts w:cs="Times New Roman"/>
+        </w:rPr>
+        <w:t xml:space="preserve"> программный продукт и опубликовать его в открытом доступе.</w:t>
+      </w:r>
+    </w:p>
     <w:p>
       <w:pPr>
         <w:rPr>
@@ -314,6 +473,7 @@
     </w:p>
     <w:p>
       <w:r>
+        <w:lastRenderedPageBreak/>
         <w:t>Теоретический обзор;</w:t>
       </w:r>
     </w:p>
@@ -402,67 +562,93 @@
           <w:lang w:val="en-US"/>
         </w:rPr>
       </w:pPr>
+      <w:r>
+        <w:rPr>
+          <w:lang w:val="en-US"/>
+        </w:rPr>
+        <w:t xml:space="preserve">Redmon J, </w:t>
+      </w:r>
       <w:proofErr w:type="spellStart"/>
       <w:r>
         <w:rPr>
           <w:lang w:val="en-US"/>
         </w:rPr>
-        <w:t>Kavitha</w:t>
+        <w:t>Divvala</w:t>
       </w:r>
       <w:proofErr w:type="spellEnd"/>
       <w:r>
         <w:rPr>
           <w:lang w:val="en-US"/>
         </w:rPr>
-        <w:t>, M. Review of Machine Learning and Deep Learning Techniques for Plant Disease Detection / M. Kavitha and K. Mohanraj // International Journal of Electrical and Computer Engineering (IJECE) – vol. 11 – no. 2 – pp. 1196-1203 – 2021;</w:t>
-      </w:r>
-    </w:p>
-    <w:p>
-      <w:pPr>
+        <w:t xml:space="preserve"> S, </w:t>
+      </w:r>
+      <w:proofErr w:type="spellStart"/>
+      <w:r>
         <w:rPr>
           <w:lang w:val="en-US"/>
         </w:rPr>
-      </w:pPr>
+        <w:t>Girshick</w:t>
+      </w:r>
+      <w:proofErr w:type="spellEnd"/>
+      <w:r>
+        <w:rPr>
+          <w:lang w:val="en-US"/>
+        </w:rPr>
+        <w:t xml:space="preserve"> R, et al. You only look once: Unified, real-time object detection[C]//Proceedings of the IEEE conference on computer vision and pattern recognition. 2016: 779-788.</w:t>
+      </w:r>
+    </w:p>
+    <w:p>
+      <w:pPr>
+        <w:rPr>
+          <w:lang w:val="en-US"/>
+        </w:rPr>
+      </w:pPr>
+      <w:r>
+        <w:rPr>
+          <w:lang w:val="en-US"/>
+        </w:rPr>
+        <w:t xml:space="preserve">Ren S, He K, </w:t>
+      </w:r>
       <w:proofErr w:type="spellStart"/>
       <w:r>
         <w:rPr>
           <w:lang w:val="en-US"/>
         </w:rPr>
-        <w:t>Hassanien</w:t>
+        <w:t>Girshick</w:t>
       </w:r>
       <w:proofErr w:type="spellEnd"/>
       <w:r>
         <w:rPr>
           <w:lang w:val="en-US"/>
         </w:rPr>
-        <w:t xml:space="preserve">, A. Deep Learning for Plant Diseases Recognition: A Comprehensive Review / A. </w:t>
+        <w:t xml:space="preserve"> R, et al. Faster R-CNN: Towards real-time object detection with region proposal networks[J]. IEEE transactions on pattern analysis and machine intelligence, 2016, 39(6): 1137-1149.</w:t>
+      </w:r>
+    </w:p>
+    <w:p>
+      <w:pPr>
+        <w:rPr>
+          <w:lang w:val="en-US"/>
+        </w:rPr>
+      </w:pPr>
+      <w:r>
+        <w:rPr>
+          <w:lang w:val="en-US"/>
+        </w:rPr>
+        <w:t xml:space="preserve">Zhang Y, Sun P, Jiang Y, et al. </w:t>
       </w:r>
       <w:proofErr w:type="spellStart"/>
       <w:r>
         <w:rPr>
           <w:lang w:val="en-US"/>
         </w:rPr>
-        <w:t>Hassanien</w:t>
+        <w:t>Bytetrack</w:t>
       </w:r>
       <w:proofErr w:type="spellEnd"/>
       <w:r>
         <w:rPr>
           <w:lang w:val="en-US"/>
         </w:rPr>
-        <w:t xml:space="preserve"> and M. Tantawy // Neural Computing and Applications. – vol. 32 – no. 15 – pp. 11745-11767 – 2020;</w:t>
-      </w:r>
-    </w:p>
-    <w:p>
-      <w:pPr>
-        <w:rPr>
-          <w:lang w:val="en-US"/>
-        </w:rPr>
-      </w:pPr>
-      <w:r>
-        <w:rPr>
-          <w:lang w:val="en-US"/>
-        </w:rPr>
-        <w:t>Patel, N. Plant disease detection using machine learning and mobile application / N. Patel, J. Patel and J. Shah // International Journal of Advanced Research in Computer Science and Software Engineering – vol. 9 – no. 4 – pp. 110-115 – 2019.</w:t>
+        <w:t>: Multi-object tracking by associating every detection box[C]//European conference on computer vision. Cham: Springer Nature Switzerland, 2022: 1-21.</w:t>
       </w:r>
     </w:p>
     <w:p>
@@ -485,7 +671,7 @@
 </file>
 
 <file path=word/endnotes.xml><?xml version="1.0" encoding="utf-8"?>
-<w:endnotes xmlns:wpc="http://schemas.microsoft.com/office/word/2010/wordprocessingCanvas" xmlns:cx="http://schemas.microsoft.com/office/drawing/2014/chartex" xmlns:mc="http://schemas.openxmlformats.org/markup-compatibility/2006" xmlns:o="urn:schemas-microsoft-com:office:office" xmlns:r="http://schemas.openxmlformats.org/officeDocument/2006/relationships" xmlns:m="http://schemas.openxmlformats.org/officeDocument/2006/math" xmlns:v="urn:schemas-microsoft-com:vml" xmlns:wp14="http://schemas.microsoft.com/office/word/2010/wordprocessingDrawing" xmlns:wp="http://schemas.openxmlformats.org/drawingml/2006/wordprocessingDrawing" xmlns:w10="urn:schemas-microsoft-com:office:word" xmlns:w="http://schemas.openxmlformats.org/wordprocessingml/2006/main" xmlns:w14="http://schemas.microsoft.com/office/word/2010/wordml" xmlns:w15="http://schemas.microsoft.com/office/word/2012/wordml" xmlns:w16se="http://schemas.microsoft.com/office/word/2015/wordml/symex" xmlns:wpg="http://schemas.microsoft.com/office/word/2010/wordprocessingGroup" xmlns:wpi="http://schemas.microsoft.com/office/word/2010/wordprocessingInk" xmlns:wne="http://schemas.microsoft.com/office/word/2006/wordml" xmlns:wps="http://schemas.microsoft.com/office/word/2010/wordprocessingShape" mc:Ignorable="w14 w15 w16se wp14">
+<w:endnotes xmlns:wpc="http://schemas.microsoft.com/office/word/2010/wordprocessingCanvas" xmlns:cx="http://schemas.microsoft.com/office/drawing/2014/chartex" xmlns:cx1="http://schemas.microsoft.com/office/drawing/2015/9/8/chartex" xmlns:cx2="http://schemas.microsoft.com/office/drawing/2015/10/21/chartex" xmlns:cx3="http://schemas.microsoft.com/office/drawing/2016/5/9/chartex" xmlns:cx4="http://schemas.microsoft.com/office/drawing/2016/5/10/chartex" xmlns:cx5="http://schemas.microsoft.com/office/drawing/2016/5/11/chartex" xmlns:cx6="http://schemas.microsoft.com/office/drawing/2016/5/12/chartex" xmlns:cx7="http://schemas.microsoft.com/office/drawing/2016/5/13/chartex" xmlns:cx8="http://schemas.microsoft.com/office/drawing/2016/5/14/chartex" xmlns:mc="http://schemas.openxmlformats.org/markup-compatibility/2006" xmlns:aink="http://schemas.microsoft.com/office/drawing/2016/ink" xmlns:am3d="http://schemas.microsoft.com/office/drawing/2017/model3d" xmlns:o="urn:schemas-microsoft-com:office:office" xmlns:oel="http://schemas.microsoft.com/office/2019/extlst" xmlns:r="http://schemas.openxmlformats.org/officeDocument/2006/relationships" xmlns:m="http://schemas.openxmlformats.org/officeDocument/2006/math" xmlns:v="urn:schemas-microsoft-com:vml" xmlns:wp14="http://schemas.microsoft.com/office/word/2010/wordprocessingDrawing" xmlns:wp="http://schemas.openxmlformats.org/drawingml/2006/wordprocessingDrawing" xmlns:w10="urn:schemas-microsoft-com:office:word" xmlns:w="http://schemas.openxmlformats.org/wordprocessingml/2006/main" xmlns:w14="http://schemas.microsoft.com/office/word/2010/wordml" xmlns:w15="http://schemas.microsoft.com/office/word/2012/wordml" xmlns:w16cex="http://schemas.microsoft.com/office/word/2018/wordml/cex" xmlns:w16cid="http://schemas.microsoft.com/office/word/2016/wordml/cid" xmlns:w16="http://schemas.microsoft.com/office/word/2018/wordml" xmlns:w16du="http://schemas.microsoft.com/office/word/2023/wordml/word16du" xmlns:w16sdtdh="http://schemas.microsoft.com/office/word/2020/wordml/sdtdatahash" xmlns:w16sdtfl="http://schemas.microsoft.com/office/word/2024/wordml/sdtformatlock" xmlns:w16se="http://schemas.microsoft.com/office/word/2015/wordml/symex" xmlns:wpg="http://schemas.microsoft.com/office/word/2010/wordprocessingGroup" xmlns:wpi="http://schemas.microsoft.com/office/word/2010/wordprocessingInk" xmlns:wne="http://schemas.microsoft.com/office/word/2006/wordml" xmlns:wps="http://schemas.microsoft.com/office/word/2010/wordprocessingShape" mc:Ignorable="w14 w15 w16se w16cid w16 w16cex w16sdtdh w16sdtfl w16du wp14">
   <w:endnote w:type="separator" w:id="-1">
     <w:p>
       <w:pPr>
@@ -510,7 +696,7 @@
 </file>
 
 <file path=word/footer1.xml><?xml version="1.0" encoding="utf-8"?>
-<w:ftr xmlns:wpc="http://schemas.microsoft.com/office/word/2010/wordprocessingCanvas" xmlns:cx="http://schemas.microsoft.com/office/drawing/2014/chartex" xmlns:mc="http://schemas.openxmlformats.org/markup-compatibility/2006" xmlns:o="urn:schemas-microsoft-com:office:office" xmlns:r="http://schemas.openxmlformats.org/officeDocument/2006/relationships" xmlns:m="http://schemas.openxmlformats.org/officeDocument/2006/math" xmlns:v="urn:schemas-microsoft-com:vml" xmlns:wp14="http://schemas.microsoft.com/office/word/2010/wordprocessingDrawing" xmlns:wp="http://schemas.openxmlformats.org/drawingml/2006/wordprocessingDrawing" xmlns:w10="urn:schemas-microsoft-com:office:word" xmlns:w="http://schemas.openxmlformats.org/wordprocessingml/2006/main" xmlns:w14="http://schemas.microsoft.com/office/word/2010/wordml" xmlns:w15="http://schemas.microsoft.com/office/word/2012/wordml" xmlns:w16se="http://schemas.microsoft.com/office/word/2015/wordml/symex" xmlns:wpg="http://schemas.microsoft.com/office/word/2010/wordprocessingGroup" xmlns:wpi="http://schemas.microsoft.com/office/word/2010/wordprocessingInk" xmlns:wne="http://schemas.microsoft.com/office/word/2006/wordml" xmlns:wps="http://schemas.microsoft.com/office/word/2010/wordprocessingShape" mc:Ignorable="w14 w15 w16se wp14">
+<w:ftr xmlns:wpc="http://schemas.microsoft.com/office/word/2010/wordprocessingCanvas" xmlns:cx="http://schemas.microsoft.com/office/drawing/2014/chartex" xmlns:cx1="http://schemas.microsoft.com/office/drawing/2015/9/8/chartex" xmlns:cx2="http://schemas.microsoft.com/office/drawing/2015/10/21/chartex" xmlns:cx3="http://schemas.microsoft.com/office/drawing/2016/5/9/chartex" xmlns:cx4="http://schemas.microsoft.com/office/drawing/2016/5/10/chartex" xmlns:cx5="http://schemas.microsoft.com/office/drawing/2016/5/11/chartex" xmlns:cx6="http://schemas.microsoft.com/office/drawing/2016/5/12/chartex" xmlns:cx7="http://schemas.microsoft.com/office/drawing/2016/5/13/chartex" xmlns:cx8="http://schemas.microsoft.com/office/drawing/2016/5/14/chartex" xmlns:mc="http://schemas.openxmlformats.org/markup-compatibility/2006" xmlns:aink="http://schemas.microsoft.com/office/drawing/2016/ink" xmlns:am3d="http://schemas.microsoft.com/office/drawing/2017/model3d" xmlns:o="urn:schemas-microsoft-com:office:office" xmlns:oel="http://schemas.microsoft.com/office/2019/extlst" xmlns:r="http://schemas.openxmlformats.org/officeDocument/2006/relationships" xmlns:m="http://schemas.openxmlformats.org/officeDocument/2006/math" xmlns:v="urn:schemas-microsoft-com:vml" xmlns:wp14="http://schemas.microsoft.com/office/word/2010/wordprocessingDrawing" xmlns:wp="http://schemas.openxmlformats.org/drawingml/2006/wordprocessingDrawing" xmlns:w10="urn:schemas-microsoft-com:office:word" xmlns:w="http://schemas.openxmlformats.org/wordprocessingml/2006/main" xmlns:w14="http://schemas.microsoft.com/office/word/2010/wordml" xmlns:w15="http://schemas.microsoft.com/office/word/2012/wordml" xmlns:w16cex="http://schemas.microsoft.com/office/word/2018/wordml/cex" xmlns:w16cid="http://schemas.microsoft.com/office/word/2016/wordml/cid" xmlns:w16="http://schemas.microsoft.com/office/word/2018/wordml" xmlns:w16du="http://schemas.microsoft.com/office/word/2023/wordml/word16du" xmlns:w16sdtdh="http://schemas.microsoft.com/office/word/2020/wordml/sdtdatahash" xmlns:w16sdtfl="http://schemas.microsoft.com/office/word/2024/wordml/sdtformatlock" xmlns:w16se="http://schemas.microsoft.com/office/word/2015/wordml/symex" xmlns:wpg="http://schemas.microsoft.com/office/word/2010/wordprocessingGroup" xmlns:wpi="http://schemas.microsoft.com/office/word/2010/wordprocessingInk" xmlns:wne="http://schemas.microsoft.com/office/word/2006/wordml" xmlns:wps="http://schemas.microsoft.com/office/word/2010/wordprocessingShape" mc:Ignorable="w14 w15 w16se w16cid w16 w16cex w16sdtdh w16sdtfl w16du wp14">
   <w:sdt>
     <w:sdtPr>
       <w:id w:val="439964349"/>
@@ -519,7 +705,6 @@
         <w:docPartUnique/>
       </w:docPartObj>
     </w:sdtPr>
-    <w:sdtEndPr/>
     <w:sdtContent>
       <w:p>
         <w:pPr>
@@ -555,7 +740,7 @@
 </file>
 
 <file path=word/footnotes.xml><?xml version="1.0" encoding="utf-8"?>
-<w:footnotes xmlns:wpc="http://schemas.microsoft.com/office/word/2010/wordprocessingCanvas" xmlns:cx="http://schemas.microsoft.com/office/drawing/2014/chartex" xmlns:mc="http://schemas.openxmlformats.org/markup-compatibility/2006" xmlns:o="urn:schemas-microsoft-com:office:office" xmlns:r="http://schemas.openxmlformats.org/officeDocument/2006/relationships" xmlns:m="http://schemas.openxmlformats.org/officeDocument/2006/math" xmlns:v="urn:schemas-microsoft-com:vml" xmlns:wp14="http://schemas.microsoft.com/office/word/2010/wordprocessingDrawing" xmlns:wp="http://schemas.openxmlformats.org/drawingml/2006/wordprocessingDrawing" xmlns:w10="urn:schemas-microsoft-com:office:word" xmlns:w="http://schemas.openxmlformats.org/wordprocessingml/2006/main" xmlns:w14="http://schemas.microsoft.com/office/word/2010/wordml" xmlns:w15="http://schemas.microsoft.com/office/word/2012/wordml" xmlns:w16se="http://schemas.microsoft.com/office/word/2015/wordml/symex" xmlns:wpg="http://schemas.microsoft.com/office/word/2010/wordprocessingGroup" xmlns:wpi="http://schemas.microsoft.com/office/word/2010/wordprocessingInk" xmlns:wne="http://schemas.microsoft.com/office/word/2006/wordml" xmlns:wps="http://schemas.microsoft.com/office/word/2010/wordprocessingShape" mc:Ignorable="w14 w15 w16se wp14">
+<w:footnotes xmlns:wpc="http://schemas.microsoft.com/office/word/2010/wordprocessingCanvas" xmlns:cx="http://schemas.microsoft.com/office/drawing/2014/chartex" xmlns:cx1="http://schemas.microsoft.com/office/drawing/2015/9/8/chartex" xmlns:cx2="http://schemas.microsoft.com/office/drawing/2015/10/21/chartex" xmlns:cx3="http://schemas.microsoft.com/office/drawing/2016/5/9/chartex" xmlns:cx4="http://schemas.microsoft.com/office/drawing/2016/5/10/chartex" xmlns:cx5="http://schemas.microsoft.com/office/drawing/2016/5/11/chartex" xmlns:cx6="http://schemas.microsoft.com/office/drawing/2016/5/12/chartex" xmlns:cx7="http://schemas.microsoft.com/office/drawing/2016/5/13/chartex" xmlns:cx8="http://schemas.microsoft.com/office/drawing/2016/5/14/chartex" xmlns:mc="http://schemas.openxmlformats.org/markup-compatibility/2006" xmlns:aink="http://schemas.microsoft.com/office/drawing/2016/ink" xmlns:am3d="http://schemas.microsoft.com/office/drawing/2017/model3d" xmlns:o="urn:schemas-microsoft-com:office:office" xmlns:oel="http://schemas.microsoft.com/office/2019/extlst" xmlns:r="http://schemas.openxmlformats.org/officeDocument/2006/relationships" xmlns:m="http://schemas.openxmlformats.org/officeDocument/2006/math" xmlns:v="urn:schemas-microsoft-com:vml" xmlns:wp14="http://schemas.microsoft.com/office/word/2010/wordprocessingDrawing" xmlns:wp="http://schemas.openxmlformats.org/drawingml/2006/wordprocessingDrawing" xmlns:w10="urn:schemas-microsoft-com:office:word" xmlns:w="http://schemas.openxmlformats.org/wordprocessingml/2006/main" xmlns:w14="http://schemas.microsoft.com/office/word/2010/wordml" xmlns:w15="http://schemas.microsoft.com/office/word/2012/wordml" xmlns:w16cex="http://schemas.microsoft.com/office/word/2018/wordml/cex" xmlns:w16cid="http://schemas.microsoft.com/office/word/2016/wordml/cid" xmlns:w16="http://schemas.microsoft.com/office/word/2018/wordml" xmlns:w16du="http://schemas.microsoft.com/office/word/2023/wordml/word16du" xmlns:w16sdtdh="http://schemas.microsoft.com/office/word/2020/wordml/sdtdatahash" xmlns:w16sdtfl="http://schemas.microsoft.com/office/word/2024/wordml/sdtformatlock" xmlns:w16se="http://schemas.microsoft.com/office/word/2015/wordml/symex" xmlns:wpg="http://schemas.microsoft.com/office/word/2010/wordprocessingGroup" xmlns:wpi="http://schemas.microsoft.com/office/word/2010/wordprocessingInk" xmlns:wne="http://schemas.microsoft.com/office/word/2006/wordml" xmlns:wps="http://schemas.microsoft.com/office/word/2010/wordprocessingShape" mc:Ignorable="w14 w15 w16se w16cid w16 w16cex w16sdtdh w16sdtfl w16du wp14">
   <w:footnote w:type="separator" w:id="-1">
     <w:p>
       <w:pPr>
@@ -580,7 +765,7 @@
 </file>
 
 <file path=word/numbering.xml><?xml version="1.0" encoding="utf-8"?>
-<w:numbering xmlns:wpc="http://schemas.microsoft.com/office/word/2010/wordprocessingCanvas" xmlns:cx="http://schemas.microsoft.com/office/drawing/2014/chartex" xmlns:mc="http://schemas.openxmlformats.org/markup-compatibility/2006" xmlns:o="urn:schemas-microsoft-com:office:office" xmlns:r="http://schemas.openxmlformats.org/officeDocument/2006/relationships" xmlns:m="http://schemas.openxmlformats.org/officeDocument/2006/math" xmlns:v="urn:schemas-microsoft-com:vml" xmlns:wp14="http://schemas.microsoft.com/office/word/2010/wordprocessingDrawing" xmlns:wp="http://schemas.openxmlformats.org/drawingml/2006/wordprocessingDrawing" xmlns:w10="urn:schemas-microsoft-com:office:word" xmlns:w="http://schemas.openxmlformats.org/wordprocessingml/2006/main" xmlns:w14="http://schemas.microsoft.com/office/word/2010/wordml" xmlns:w15="http://schemas.microsoft.com/office/word/2012/wordml" xmlns:w16se="http://schemas.microsoft.com/office/word/2015/wordml/symex" xmlns:wpg="http://schemas.microsoft.com/office/word/2010/wordprocessingGroup" xmlns:wpi="http://schemas.microsoft.com/office/word/2010/wordprocessingInk" xmlns:wne="http://schemas.microsoft.com/office/word/2006/wordml" xmlns:wps="http://schemas.microsoft.com/office/word/2010/wordprocessingShape" mc:Ignorable="w14 w15 w16se wp14">
+<w:numbering xmlns:wpc="http://schemas.microsoft.com/office/word/2010/wordprocessingCanvas" xmlns:cx="http://schemas.microsoft.com/office/drawing/2014/chartex" xmlns:cx1="http://schemas.microsoft.com/office/drawing/2015/9/8/chartex" xmlns:cx2="http://schemas.microsoft.com/office/drawing/2015/10/21/chartex" xmlns:cx3="http://schemas.microsoft.com/office/drawing/2016/5/9/chartex" xmlns:cx4="http://schemas.microsoft.com/office/drawing/2016/5/10/chartex" xmlns:cx5="http://schemas.microsoft.com/office/drawing/2016/5/11/chartex" xmlns:cx6="http://schemas.microsoft.com/office/drawing/2016/5/12/chartex" xmlns:cx7="http://schemas.microsoft.com/office/drawing/2016/5/13/chartex" xmlns:cx8="http://schemas.microsoft.com/office/drawing/2016/5/14/chartex" xmlns:mc="http://schemas.openxmlformats.org/markup-compatibility/2006" xmlns:aink="http://schemas.microsoft.com/office/drawing/2016/ink" xmlns:am3d="http://schemas.microsoft.com/office/drawing/2017/model3d" xmlns:o="urn:schemas-microsoft-com:office:office" xmlns:oel="http://schemas.microsoft.com/office/2019/extlst" xmlns:r="http://schemas.openxmlformats.org/officeDocument/2006/relationships" xmlns:m="http://schemas.openxmlformats.org/officeDocument/2006/math" xmlns:v="urn:schemas-microsoft-com:vml" xmlns:wp14="http://schemas.microsoft.com/office/word/2010/wordprocessingDrawing" xmlns:wp="http://schemas.openxmlformats.org/drawingml/2006/wordprocessingDrawing" xmlns:w10="urn:schemas-microsoft-com:office:word" xmlns:w="http://schemas.openxmlformats.org/wordprocessingml/2006/main" xmlns:w14="http://schemas.microsoft.com/office/word/2010/wordml" xmlns:w15="http://schemas.microsoft.com/office/word/2012/wordml" xmlns:w16cex="http://schemas.microsoft.com/office/word/2018/wordml/cex" xmlns:w16cid="http://schemas.microsoft.com/office/word/2016/wordml/cid" xmlns:w16="http://schemas.microsoft.com/office/word/2018/wordml" xmlns:w16du="http://schemas.microsoft.com/office/word/2023/wordml/word16du" xmlns:w16sdtdh="http://schemas.microsoft.com/office/word/2020/wordml/sdtdatahash" xmlns:w16sdtfl="http://schemas.microsoft.com/office/word/2024/wordml/sdtformatlock" xmlns:w16se="http://schemas.microsoft.com/office/word/2015/wordml/symex" xmlns:wpg="http://schemas.microsoft.com/office/word/2010/wordprocessingGroup" xmlns:wpi="http://schemas.microsoft.com/office/word/2010/wordprocessingInk" xmlns:wne="http://schemas.microsoft.com/office/word/2006/wordml" xmlns:wps="http://schemas.microsoft.com/office/word/2010/wordprocessingShape" mc:Ignorable="w14 w15 w16se w16cid w16 w16cex w16sdtdh w16sdtfl w16du wp14">
   <w:abstractNum w:abstractNumId="0" w15:restartNumberingAfterBreak="0">
     <w:nsid w:val="3EEC2B10"/>
     <w:multiLevelType w:val="hybridMultilevel"/>
@@ -797,7 +982,7 @@
       <w:lvlText w:val="%1)"/>
       <w:lvlJc w:val="left"/>
       <w:pPr>
-        <w:ind w:left="1429" w:hanging="360"/>
+        <w:ind w:left="720" w:hanging="360"/>
       </w:pPr>
     </w:lvl>
     <w:lvl w:ilvl="1" w:tplc="04190019" w:tentative="1">
@@ -806,7 +991,7 @@
       <w:lvlText w:val="%2."/>
       <w:lvlJc w:val="left"/>
       <w:pPr>
-        <w:ind w:left="2149" w:hanging="360"/>
+        <w:ind w:left="1440" w:hanging="360"/>
       </w:pPr>
     </w:lvl>
     <w:lvl w:ilvl="2" w:tplc="0419001B" w:tentative="1">
@@ -815,7 +1000,7 @@
       <w:lvlText w:val="%3."/>
       <w:lvlJc w:val="right"/>
       <w:pPr>
-        <w:ind w:left="2869" w:hanging="180"/>
+        <w:ind w:left="2160" w:hanging="180"/>
       </w:pPr>
     </w:lvl>
     <w:lvl w:ilvl="3" w:tplc="0419000F" w:tentative="1">
@@ -824,7 +1009,7 @@
       <w:lvlText w:val="%4."/>
       <w:lvlJc w:val="left"/>
       <w:pPr>
-        <w:ind w:left="3589" w:hanging="360"/>
+        <w:ind w:left="2880" w:hanging="360"/>
       </w:pPr>
     </w:lvl>
     <w:lvl w:ilvl="4" w:tplc="04190019" w:tentative="1">
@@ -833,7 +1018,7 @@
       <w:lvlText w:val="%5."/>
       <w:lvlJc w:val="left"/>
       <w:pPr>
-        <w:ind w:left="4309" w:hanging="360"/>
+        <w:ind w:left="3600" w:hanging="360"/>
       </w:pPr>
     </w:lvl>
     <w:lvl w:ilvl="5" w:tplc="0419001B" w:tentative="1">
@@ -842,7 +1027,7 @@
       <w:lvlText w:val="%6."/>
       <w:lvlJc w:val="right"/>
       <w:pPr>
-        <w:ind w:left="5029" w:hanging="180"/>
+        <w:ind w:left="4320" w:hanging="180"/>
       </w:pPr>
     </w:lvl>
     <w:lvl w:ilvl="6" w:tplc="0419000F" w:tentative="1">
@@ -851,7 +1036,7 @@
       <w:lvlText w:val="%7."/>
       <w:lvlJc w:val="left"/>
       <w:pPr>
-        <w:ind w:left="5749" w:hanging="360"/>
+        <w:ind w:left="5040" w:hanging="360"/>
       </w:pPr>
     </w:lvl>
     <w:lvl w:ilvl="7" w:tplc="04190019" w:tentative="1">
@@ -860,7 +1045,7 @@
       <w:lvlText w:val="%8."/>
       <w:lvlJc w:val="left"/>
       <w:pPr>
-        <w:ind w:left="6469" w:hanging="360"/>
+        <w:ind w:left="5760" w:hanging="360"/>
       </w:pPr>
     </w:lvl>
     <w:lvl w:ilvl="8" w:tplc="0419001B" w:tentative="1">
@@ -869,7 +1054,7 @@
       <w:lvlText w:val="%9."/>
       <w:lvlJc w:val="right"/>
       <w:pPr>
-        <w:ind w:left="7189" w:hanging="180"/>
+        <w:ind w:left="6480" w:hanging="180"/>
       </w:pPr>
     </w:lvl>
   </w:abstractNum>
@@ -1079,48 +1264,48 @@
       </w:pPr>
     </w:lvl>
   </w:abstractNum>
-  <w:num w:numId="1">
+  <w:num w:numId="1" w16cid:durableId="1944220051">
     <w:abstractNumId w:val="4"/>
   </w:num>
-  <w:num w:numId="2">
+  <w:num w:numId="2" w16cid:durableId="1955554399">
     <w:abstractNumId w:val="4"/>
     <w:lvlOverride w:ilvl="1">
       <w:startOverride w:val="1"/>
     </w:lvlOverride>
   </w:num>
-  <w:num w:numId="3">
+  <w:num w:numId="3" w16cid:durableId="1289815674">
     <w:abstractNumId w:val="4"/>
     <w:lvlOverride w:ilvl="1">
       <w:startOverride w:val="1"/>
     </w:lvlOverride>
   </w:num>
-  <w:num w:numId="4">
+  <w:num w:numId="4" w16cid:durableId="840776260">
     <w:abstractNumId w:val="4"/>
     <w:lvlOverride w:ilvl="1">
       <w:startOverride w:val="1"/>
     </w:lvlOverride>
   </w:num>
-  <w:num w:numId="5">
+  <w:num w:numId="5" w16cid:durableId="1889877138">
     <w:abstractNumId w:val="0"/>
   </w:num>
-  <w:num w:numId="6">
+  <w:num w:numId="6" w16cid:durableId="1012609621">
     <w:abstractNumId w:val="3"/>
   </w:num>
-  <w:num w:numId="7">
+  <w:num w:numId="7" w16cid:durableId="1180195448">
     <w:abstractNumId w:val="1"/>
   </w:num>
-  <w:num w:numId="8">
+  <w:num w:numId="8" w16cid:durableId="2034720497">
     <w:abstractNumId w:val="2"/>
   </w:num>
 </w:numbering>
 </file>
 
 <file path=word/styles.xml><?xml version="1.0" encoding="utf-8"?>
-<w:styles xmlns:mc="http://schemas.openxmlformats.org/markup-compatibility/2006" xmlns:r="http://schemas.openxmlformats.org/officeDocument/2006/relationships" xmlns:w="http://schemas.openxmlformats.org/wordprocessingml/2006/main" xmlns:w14="http://schemas.microsoft.com/office/word/2010/wordml" xmlns:w15="http://schemas.microsoft.com/office/word/2012/wordml" xmlns:w16se="http://schemas.microsoft.com/office/word/2015/wordml/symex" mc:Ignorable="w14 w15 w16se">
+<w:styles xmlns:mc="http://schemas.openxmlformats.org/markup-compatibility/2006" xmlns:r="http://schemas.openxmlformats.org/officeDocument/2006/relationships" xmlns:w="http://schemas.openxmlformats.org/wordprocessingml/2006/main" xmlns:w14="http://schemas.microsoft.com/office/word/2010/wordml" xmlns:w15="http://schemas.microsoft.com/office/word/2012/wordml" xmlns:w16cex="http://schemas.microsoft.com/office/word/2018/wordml/cex" xmlns:w16cid="http://schemas.microsoft.com/office/word/2016/wordml/cid" xmlns:w16="http://schemas.microsoft.com/office/word/2018/wordml" xmlns:w16du="http://schemas.microsoft.com/office/word/2023/wordml/word16du" xmlns:w16sdtdh="http://schemas.microsoft.com/office/word/2020/wordml/sdtdatahash" xmlns:w16sdtfl="http://schemas.microsoft.com/office/word/2024/wordml/sdtformatlock" xmlns:w16se="http://schemas.microsoft.com/office/word/2015/wordml/symex" mc:Ignorable="w14 w15 w16se w16cid w16 w16cex w16sdtdh w16sdtfl w16du">
   <w:docDefaults>
     <w:rPrDefault>
       <w:rPr>
-        <w:rFonts w:asciiTheme="minorHAnsi" w:eastAsiaTheme="minorHAnsi" w:hAnsiTheme="minorHAnsi" w:cstheme="minorBidi"/>
+        <w:rFonts w:asciiTheme="minorHAnsi" w:eastAsiaTheme="minorEastAsia" w:hAnsiTheme="minorHAnsi" w:cstheme="minorBidi"/>
         <w:kern w:val="2"/>
         <w:sz w:val="22"/>
         <w:szCs w:val="22"/>
@@ -1134,7 +1319,7 @@
       </w:pPr>
     </w:pPrDefault>
   </w:docDefaults>
-  <w:latentStyles w:defLockedState="0" w:defUIPriority="99" w:defSemiHidden="0" w:defUnhideWhenUsed="0" w:defQFormat="0" w:count="371">
+  <w:latentStyles w:defLockedState="0" w:defUIPriority="99" w:defSemiHidden="0" w:defUnhideWhenUsed="0" w:defQFormat="0" w:count="376">
     <w:lsdException w:name="Normal" w:uiPriority="0" w:qFormat="1"/>
     <w:lsdException w:name="heading 1" w:uiPriority="9" w:qFormat="1"/>
     <w:lsdException w:name="heading 2" w:semiHidden="1" w:uiPriority="9" w:unhideWhenUsed="1" w:qFormat="1"/>
@@ -1506,6 +1691,11 @@
     <w:lsdException w:name="List Table 5 Dark Accent 6" w:uiPriority="50"/>
     <w:lsdException w:name="List Table 6 Colorful Accent 6" w:uiPriority="51"/>
     <w:lsdException w:name="List Table 7 Colorful Accent 6" w:uiPriority="52"/>
+    <w:lsdException w:name="Mention" w:semiHidden="1" w:unhideWhenUsed="1"/>
+    <w:lsdException w:name="Smart Hyperlink" w:semiHidden="1" w:unhideWhenUsed="1"/>
+    <w:lsdException w:name="Hashtag" w:semiHidden="1" w:unhideWhenUsed="1"/>
+    <w:lsdException w:name="Unresolved Mention" w:semiHidden="1" w:unhideWhenUsed="1"/>
+    <w:lsdException w:name="Smart Link" w:semiHidden="1" w:unhideWhenUsed="1"/>
   </w:latentStyles>
   <w:style w:type="paragraph" w:default="1" w:styleId="a">
     <w:name w:val="Normal"/>
@@ -1662,7 +1852,7 @@
     </w:pPr>
   </w:style>
   <w:style w:type="character" w:customStyle="1" w:styleId="10">
-    <w:name w:val="Заголовок 1 Знак"/>
+    <w:name w:val="标题 1 字符"/>
     <w:basedOn w:val="a0"/>
     <w:link w:val="1"/>
     <w:uiPriority w:val="9"/>
@@ -1676,7 +1866,7 @@
     </w:rPr>
   </w:style>
   <w:style w:type="character" w:customStyle="1" w:styleId="20">
-    <w:name w:val="Заголовок 2 Знак"/>
+    <w:name w:val="标题 2 字符"/>
     <w:basedOn w:val="a0"/>
     <w:link w:val="2"/>
     <w:uiPriority w:val="9"/>
@@ -1727,7 +1917,7 @@
     </w:pPr>
   </w:style>
   <w:style w:type="character" w:customStyle="1" w:styleId="a6">
-    <w:name w:val="Верхний колонтитул Знак"/>
+    <w:name w:val="页眉 字符"/>
     <w:basedOn w:val="a0"/>
     <w:link w:val="a5"/>
     <w:uiPriority w:val="99"/>
@@ -1755,7 +1945,7 @@
     </w:pPr>
   </w:style>
   <w:style w:type="character" w:customStyle="1" w:styleId="a8">
-    <w:name w:val="Нижний колонтитул Знак"/>
+    <w:name w:val="页脚 字符"/>
     <w:basedOn w:val="a0"/>
     <w:link w:val="a7"/>
     <w:uiPriority w:val="99"/>
@@ -1765,7 +1955,7 @@
       <w:sz w:val="24"/>
     </w:rPr>
   </w:style>
-  <w:style w:type="paragraph" w:styleId="11">
+  <w:style w:type="paragraph" w:styleId="TOC1">
     <w:name w:val="toc 1"/>
     <w:basedOn w:val="a"/>
     <w:next w:val="a"/>
@@ -1789,7 +1979,7 @@
     </w:rPr>
   </w:style>
   <w:style w:type="character" w:customStyle="1" w:styleId="30">
-    <w:name w:val="Заголовок 3 Знак"/>
+    <w:name w:val="标题 3 字符"/>
     <w:basedOn w:val="a0"/>
     <w:link w:val="3"/>
     <w:uiPriority w:val="9"/>
@@ -1800,7 +1990,7 @@
       <w:szCs w:val="24"/>
     </w:rPr>
   </w:style>
-  <w:style w:type="paragraph" w:styleId="21">
+  <w:style w:type="paragraph" w:styleId="TOC2">
     <w:name w:val="toc 2"/>
     <w:basedOn w:val="a"/>
     <w:next w:val="a"/>
@@ -1813,7 +2003,7 @@
       <w:ind w:left="240"/>
     </w:pPr>
   </w:style>
-  <w:style w:type="paragraph" w:styleId="31">
+  <w:style w:type="paragraph" w:styleId="TOC3">
     <w:name w:val="toc 3"/>
     <w:basedOn w:val="a"/>
     <w:next w:val="a"/>
